--- a/atelier/capsule_011.docx
+++ b/atelier/capsule_011.docx
@@ -510,7 +510,7 @@
                 <w:sz w:val="20"/>
                 <w:szCs w:val="20"/>
               </w:rPr>
-              <w:t xml:space="preserve">Quoi      : [description en une phrase]</w:t>
+              <w:t xml:space="preserve">Quoi : [description en une phrase]</w:t>
             </w:r>
           </w:p>
           <w:p>
@@ -523,7 +523,7 @@
                 <w:sz w:val="20"/>
                 <w:szCs w:val="20"/>
               </w:rPr>
-              <w:t xml:space="preserve">Impact    : [qui / quoi est affecté, gravité]</w:t>
+              <w:t xml:space="preserve">Impact : [qui / quoi est affecté, gravité]</w:t>
             </w:r>
           </w:p>
           <w:p>
@@ -536,7 +536,7 @@
                 <w:sz w:val="20"/>
                 <w:szCs w:val="20"/>
               </w:rPr>
-              <w:t xml:space="preserve">Depuis    : [heure de début / détection]</w:t>
+              <w:t xml:space="preserve">Depuis : [heure de début / détection]</w:t>
             </w:r>
           </w:p>
           <w:p>
@@ -549,7 +549,7 @@
                 <w:sz w:val="20"/>
                 <w:szCs w:val="20"/>
               </w:rPr>
-              <w:t xml:space="preserve">Qui gère  : [nom de la personne pilote]</w:t>
+              <w:t xml:space="preserve">Qui gère : [nom de la personne pilote]</w:t>
             </w:r>
           </w:p>
           <w:p>
@@ -562,7 +562,7 @@
                 <w:sz w:val="20"/>
                 <w:szCs w:val="20"/>
               </w:rPr>
-              <w:t xml:space="preserve">Statut    : 🔴 En cours / 🟡 Contournement / 🟢 Résolu</w:t>
+              <w:t xml:space="preserve">Statut : 🔴 En cours / 🟡 Contournement / 🟢 Résolu</w:t>
             </w:r>
           </w:p>
           <w:p>
@@ -575,7 +575,7 @@
                 <w:sz w:val="20"/>
                 <w:szCs w:val="20"/>
               </w:rPr>
-              <w:t xml:space="preserve">ETA       : [prochaine info ou résolution estimée]</w:t>
+              <w:t xml:space="preserve">ETA : [prochaine info ou résolution estimée]</w:t>
             </w:r>
           </w:p>
           <w:p>
